--- a/Tailored_CVs/Shinoy_Jobgether_Kubernetes_AI_Task_Auditor.docx
+++ b/Tailored_CVs/Shinoy_Jobgether_Kubernetes_AI_Task_Auditor.docx
@@ -70,7 +70,7 @@
           <w:b w:val="0"/>
           <w:sz w:val="19"/>
         </w:rPr>
-        <w:t>I am a QA automation engineer with over 8 years of experience building and testing cloud infrastructure using AWS, Terraform, and Kubernetes environments. In my recent work, I have also used tools like Gemini Code Assist to evaluate and streamline technical deployment scripts and testing workflows. I want to bring my background in infrastructure testing to help evaluate and audit Kubernetes-focused tasks for AI training systems.</w:t>
+        <w:t>I am a QA automation engineer with over 8 years of experience building and testing cloud infrastructure using Kubernetes, AWS, and Terraform. I've spent my career validating complex deployments, troubleshooting configuration issues, and ensuring the reliability of distributed systems. Recently, I've also worked with AI tools like Gemini Code Assist to streamline test generation and technical workflows. I'm looking forward to applying my Kubernetes expertise to evaluate and audit AI training tasks.</w:t>
       </w:r>
     </w:p>
     <w:p>
@@ -288,7 +288,7 @@
           <w:b w:val="0"/>
           <w:sz w:val="18"/>
         </w:rPr>
-        <w:t>▸ Provisioned and managed underlying test environments and infrastructure using Terraform, AWS, and Linux to maintain high availability for banking applications.</w:t>
+        <w:t>▸ Provisioned and managed underlying test environments and cluster infrastructure using Terraform and AWS to maintain high availability during deployments.</w:t>
       </w:r>
     </w:p>
     <w:p>
@@ -301,7 +301,7 @@
           <w:b w:val="0"/>
           <w:sz w:val="18"/>
         </w:rPr>
-        <w:t>▸ Rigorously tested and troubleshot deployment issues and configuration bugs across microservices and cloud environments to reduce defect leakage.</w:t>
+        <w:t>▸ Containerized test environments using Docker and configured infrastructure to support reliable execution of cloudnative workloads.</w:t>
       </w:r>
     </w:p>
     <w:p>
@@ -314,7 +314,7 @@
           <w:b w:val="0"/>
           <w:sz w:val="18"/>
         </w:rPr>
-        <w:t>▸ Evaluated orchestration scenarios and infrastructure setups to ensure technical accuracy and smooth continuous delivery pipelines.</w:t>
+        <w:t>▸ Troubleshot and evaluated complex deployment scenarios, identifying configuration bugs and orchestration issues to ensure system stability.</w:t>
       </w:r>
     </w:p>
     <w:p>
@@ -327,7 +327,7 @@
           <w:b w:val="0"/>
           <w:sz w:val="18"/>
         </w:rPr>
-        <w:t>▸ Streamlined complex test generation and deployment scripts using AI tools like Gemini Code Assist to improve technical workflow reliability.</w:t>
+        <w:t>▸ Streamlined test generation and technical scripts utilizing AI tools like Gemini Code Assist to improve workflow efficiency.</w:t>
       </w:r>
     </w:p>
     <w:p>
